--- a/Coding 2 - year/Unit 4 - File IO & Data Processing/Daily Lesson Plans/Word/Day 4.docx
+++ b/Coding 2 - year/Unit 4 - File IO & Data Processing/Daily Lesson Plans/Word/Day 4.docx
@@ -50,12 +50,15 @@
               </w:rPr>
               <w:t xml:space="preserve">Coding II — Full Year</w:t>
             </w:r>
-          </w:p>
-          <w:p>
-            <w:pPr>
-              <w:spacing w:before="40"/>
-              <w:jc w:val="center"/>
-            </w:pPr>
+            <w:r>
+              <w:rPr>
+                <w:rFonts w:ascii="Arial" w:cs="Arial" w:eastAsia="Arial" w:hAnsi="Arial"/>
+                <w:sz w:val="16"/>
+                <w:szCs w:val="16"/>
+              </w:rPr>
+              <w:br/>
+              <w:t xml:space="preserve"/>
+            </w:r>
             <w:r>
               <w:rPr>
                 <w:rFonts w:ascii="Arial" w:cs="Arial" w:eastAsia="Arial" w:hAnsi="Arial"/>
@@ -83,7 +86,7 @@
           <w:rFonts w:ascii="Arial" w:cs="Arial" w:eastAsia="Arial" w:hAnsi="Arial"/>
           <w:b/>
           <w:bCs/>
-          <w:color w:val="0D3B1F"/>
+          <w:color w:val="1B7A4A"/>
           <w:sz w:val="32"/>
           <w:szCs w:val="32"/>
         </w:rPr>
@@ -261,9 +264,9 @@
               <w:right w:val="single" w:color="CCCCCC" w:sz="1"/>
             </w:tcBorders>
             <w:tcMar>
-              <w:top w:type="dxa" w:w="60"/>
+              <w:top w:type="dxa" w:w="80"/>
               <w:left w:type="dxa" w:w="120"/>
-              <w:bottom w:type="dxa" w:w="60"/>
+              <w:bottom w:type="dxa" w:w="80"/>
               <w:right w:type="dxa" w:w="120"/>
             </w:tcMar>
           </w:tcPr>
@@ -290,20 +293,213 @@
               <w:right w:val="single" w:color="CCCCCC" w:sz="1"/>
             </w:tcBorders>
             <w:tcMar>
-              <w:top w:type="dxa" w:w="60"/>
+              <w:top w:type="dxa" w:w="80"/>
               <w:left w:type="dxa" w:w="120"/>
-              <w:bottom w:type="dxa" w:w="60"/>
+              <w:bottom w:type="dxa" w:w="80"/>
               <w:right w:type="dxa" w:w="120"/>
             </w:tcMar>
           </w:tcPr>
           <w:p>
-            <w:r>
-              <w:rPr>
-                <w:rFonts w:ascii="Arial" w:cs="Arial" w:eastAsia="Arial" w:hAnsi="Arial"/>
-                <w:sz w:val="20"/>
-                <w:szCs w:val="20"/>
+            <w:pPr>
+              <w:spacing w:after="80" w:before="80"/>
+            </w:pPr>
+            <w:r>
+              <w:rPr>
+                <w:rFonts w:ascii="Arial" w:cs="Arial" w:eastAsia="Arial" w:hAnsi="Arial"/>
+                <w:b/>
+                <w:bCs/>
+                <w:i w:val="false"/>
+                <w:iCs w:val="false"/>
+                <w:color w:val="000000"/>
+                <w:sz w:val="22"/>
+                <w:szCs w:val="22"/>
               </w:rPr>
               <w:t xml:space="preserve">Bell Ringer / Review</w:t>
+            </w:r>
+            <w:r>
+              <w:rPr>
+                <w:rFonts w:ascii="Arial" w:cs="Arial" w:eastAsia="Arial" w:hAnsi="Arial"/>
+                <w:sz w:val="20"/>
+                <w:szCs w:val="20"/>
+              </w:rPr>
+              <w:br/>
+              <w:t xml:space="preserve"/>
+            </w:r>
+            <w:r>
+              <w:rPr>
+                <w:rFonts w:ascii="Arial" w:cs="Arial" w:eastAsia="Arial" w:hAnsi="Arial"/>
+                <w:sz w:val="20"/>
+                <w:szCs w:val="20"/>
+              </w:rPr>
+              <w:br/>
+              <w:t xml:space="preserve"/>
+            </w:r>
+            <w:r>
+              <w:rPr>
+                <w:rFonts w:ascii="Arial" w:cs="Arial" w:eastAsia="Arial" w:hAnsi="Arial"/>
+                <w:b/>
+                <w:bCs/>
+                <w:i w:val="false"/>
+                <w:iCs w:val="false"/>
+                <w:color w:val="000000"/>
+                <w:sz w:val="20"/>
+                <w:szCs w:val="20"/>
+              </w:rPr>
+              <w:t xml:space="preserve">Quick Write </w:t>
+            </w:r>
+            <w:r>
+              <w:rPr>
+                <w:rFonts w:ascii="Arial" w:cs="Arial" w:eastAsia="Arial" w:hAnsi="Arial"/>
+                <w:b w:val="false"/>
+                <w:bCs w:val="false"/>
+                <w:i w:val="false"/>
+                <w:iCs w:val="false"/>
+                <w:color w:val="000000"/>
+                <w:sz w:val="20"/>
+                <w:szCs w:val="20"/>
+              </w:rPr>
+              <w:t xml:space="preserve">(3 min — written or verbal):</w:t>
+            </w:r>
+            <w:r>
+              <w:rPr>
+                <w:rFonts w:ascii="Arial" w:cs="Arial" w:eastAsia="Arial" w:hAnsi="Arial"/>
+                <w:sz w:val="20"/>
+                <w:szCs w:val="20"/>
+              </w:rPr>
+              <w:br/>
+              <w:t xml:space="preserve"/>
+            </w:r>
+            <w:r>
+              <w:rPr>
+                <w:rFonts w:ascii="Arial" w:cs="Arial" w:eastAsia="Arial" w:hAnsi="Arial"/>
+                <w:b w:val="false"/>
+                <w:bCs w:val="false"/>
+                <w:i w:val="false"/>
+                <w:iCs w:val="false"/>
+                <w:color w:val="000000"/>
+                <w:sz w:val="20"/>
+                <w:szCs w:val="20"/>
+              </w:rPr>
+              <w:t xml:space="preserve">    In your own words: Construct and manipulate file paths using the os.path module to write portable code that works on different operating systems?</w:t>
+            </w:r>
+            <w:r>
+              <w:rPr>
+                <w:rFonts w:ascii="Arial" w:cs="Arial" w:eastAsia="Arial" w:hAnsi="Arial"/>
+                <w:sz w:val="20"/>
+                <w:szCs w:val="20"/>
+              </w:rPr>
+              <w:br/>
+              <w:t xml:space="preserve"/>
+            </w:r>
+            <w:r>
+              <w:rPr>
+                <w:rFonts w:ascii="Arial" w:cs="Arial" w:eastAsia="Arial" w:hAnsi="Arial"/>
+                <w:sz w:val="20"/>
+                <w:szCs w:val="20"/>
+              </w:rPr>
+              <w:br/>
+              <w:t xml:space="preserve"/>
+            </w:r>
+            <w:r>
+              <w:rPr>
+                <w:rFonts w:ascii="Arial" w:cs="Arial" w:eastAsia="Arial" w:hAnsi="Arial"/>
+                <w:b/>
+                <w:bCs/>
+                <w:i w:val="false"/>
+                <w:iCs w:val="false"/>
+                <w:color w:val="000000"/>
+                <w:sz w:val="20"/>
+                <w:szCs w:val="20"/>
+              </w:rPr>
+              <w:t xml:space="preserve">Vocabulary Preview — </w:t>
+            </w:r>
+            <w:r>
+              <w:rPr>
+                <w:rFonts w:ascii="Arial" w:cs="Arial" w:eastAsia="Arial" w:hAnsi="Arial"/>
+                <w:b w:val="false"/>
+                <w:bCs w:val="false"/>
+                <w:i w:val="false"/>
+                <w:iCs w:val="false"/>
+                <w:color w:val="000000"/>
+                <w:sz w:val="20"/>
+                <w:szCs w:val="20"/>
+              </w:rPr>
+              <w:t xml:space="preserve">terms we'll use today:</w:t>
+            </w:r>
+            <w:r>
+              <w:rPr>
+                <w:rFonts w:ascii="Arial" w:cs="Arial" w:eastAsia="Arial" w:hAnsi="Arial"/>
+                <w:sz w:val="20"/>
+                <w:szCs w:val="20"/>
+              </w:rPr>
+              <w:br/>
+              <w:t xml:space="preserve"/>
+            </w:r>
+            <w:r>
+              <w:rPr>
+                <w:rFonts w:ascii="Arial" w:cs="Arial" w:eastAsia="Arial" w:hAnsi="Arial"/>
+                <w:b w:val="false"/>
+                <w:bCs w:val="false"/>
+                <w:i w:val="false"/>
+                <w:iCs w:val="false"/>
+                <w:color w:val="000000"/>
+                <w:sz w:val="20"/>
+                <w:szCs w:val="20"/>
+              </w:rPr>
+              <w:t xml:space="preserve">    • os.path module   •   os.path.join()   •   os.path.exists()   •   os.path.isfile()   •   os.path.isdir()   •   os.path.abspath()</w:t>
+            </w:r>
+            <w:r>
+              <w:rPr>
+                <w:rFonts w:ascii="Arial" w:cs="Arial" w:eastAsia="Arial" w:hAnsi="Arial"/>
+                <w:sz w:val="20"/>
+                <w:szCs w:val="20"/>
+              </w:rPr>
+              <w:br/>
+              <w:t xml:space="preserve"/>
+            </w:r>
+            <w:r>
+              <w:rPr>
+                <w:rFonts w:ascii="Arial" w:cs="Arial" w:eastAsia="Arial" w:hAnsi="Arial"/>
+                <w:sz w:val="20"/>
+                <w:szCs w:val="20"/>
+              </w:rPr>
+              <w:br/>
+              <w:t xml:space="preserve"/>
+            </w:r>
+            <w:r>
+              <w:rPr>
+                <w:rFonts w:ascii="Arial" w:cs="Arial" w:eastAsia="Arial" w:hAnsi="Arial"/>
+                <w:b w:val="false"/>
+                <w:bCs w:val="false"/>
+                <w:i/>
+                <w:iCs/>
+                <w:color w:val="444444"/>
+                <w:sz w:val="20"/>
+                <w:szCs w:val="20"/>
+              </w:rPr>
+              <w:t xml:space="preserve">Today's Goal: By the end of class you will be able to construct and manipulate file paths using the os.path module to write portable code that works on different operating systems.</w:t>
+            </w:r>
+            <w:r>
+              <w:rPr>
+                <w:rFonts w:ascii="Arial" w:cs="Arial" w:eastAsia="Arial" w:hAnsi="Arial"/>
+                <w:sz w:val="20"/>
+                <w:szCs w:val="20"/>
+              </w:rPr>
+              <w:br/>
+              <w:t xml:space="preserve"/>
+            </w:r>
+            <w:r>
+              <w:rPr>
+                <w:rFonts w:ascii="Arial" w:cs="Arial" w:eastAsia="Arial" w:hAnsi="Arial"/>
+                <w:b w:val="false"/>
+                <w:bCs w:val="false"/>
+                <w:i/>
+                <w:iCs/>
+                <w:color w:val="555555"/>
+                <w:sz w:val="20"/>
+                <w:szCs w:val="20"/>
+              </w:rPr>
+              <w:t xml:space="preserve">→ Pair-share your response, then 2–3 students share with the class.</w:t>
             </w:r>
           </w:p>
         </w:tc>
@@ -319,9 +515,9 @@
               <w:right w:val="single" w:color="CCCCCC" w:sz="1"/>
             </w:tcBorders>
             <w:tcMar>
-              <w:top w:type="dxa" w:w="60"/>
+              <w:top w:type="dxa" w:w="80"/>
               <w:left w:type="dxa" w:w="120"/>
-              <w:bottom w:type="dxa" w:w="60"/>
+              <w:bottom w:type="dxa" w:w="80"/>
               <w:right w:type="dxa" w:w="120"/>
             </w:tcMar>
           </w:tcPr>
@@ -348,20 +544,261 @@
               <w:right w:val="single" w:color="CCCCCC" w:sz="1"/>
             </w:tcBorders>
             <w:tcMar>
-              <w:top w:type="dxa" w:w="60"/>
+              <w:top w:type="dxa" w:w="80"/>
               <w:left w:type="dxa" w:w="120"/>
-              <w:bottom w:type="dxa" w:w="60"/>
+              <w:bottom w:type="dxa" w:w="80"/>
               <w:right w:type="dxa" w:w="120"/>
             </w:tcMar>
           </w:tcPr>
           <w:p>
-            <w:r>
-              <w:rPr>
-                <w:rFonts w:ascii="Arial" w:cs="Arial" w:eastAsia="Arial" w:hAnsi="Arial"/>
-                <w:sz w:val="20"/>
-                <w:szCs w:val="20"/>
-              </w:rPr>
-              <w:t xml:space="preserve">Mini Lesson: Working with File Paths (os.path)</w:t>
+            <w:pPr>
+              <w:spacing w:after="80" w:before="80"/>
+            </w:pPr>
+            <w:r>
+              <w:rPr>
+                <w:rFonts w:ascii="Arial" w:cs="Arial" w:eastAsia="Arial" w:hAnsi="Arial"/>
+                <w:b/>
+                <w:bCs/>
+                <w:i w:val="false"/>
+                <w:iCs w:val="false"/>
+                <w:color w:val="000000"/>
+                <w:sz w:val="22"/>
+                <w:szCs w:val="22"/>
+              </w:rPr>
+              <w:t xml:space="preserve">Mini Lesson: </w:t>
+            </w:r>
+            <w:r>
+              <w:rPr>
+                <w:rFonts w:ascii="Arial" w:cs="Arial" w:eastAsia="Arial" w:hAnsi="Arial"/>
+                <w:b w:val="false"/>
+                <w:bCs w:val="false"/>
+                <w:i w:val="false"/>
+                <w:iCs w:val="false"/>
+                <w:color w:val="000000"/>
+                <w:sz w:val="22"/>
+                <w:szCs w:val="22"/>
+              </w:rPr>
+              <w:t xml:space="preserve">Working with File Paths (os.path)</w:t>
+            </w:r>
+            <w:r>
+              <w:rPr>
+                <w:rFonts w:ascii="Arial" w:cs="Arial" w:eastAsia="Arial" w:hAnsi="Arial"/>
+                <w:sz w:val="20"/>
+                <w:szCs w:val="20"/>
+              </w:rPr>
+              <w:br/>
+              <w:t xml:space="preserve"/>
+            </w:r>
+            <w:r>
+              <w:rPr>
+                <w:rFonts w:ascii="Arial" w:cs="Arial" w:eastAsia="Arial" w:hAnsi="Arial"/>
+                <w:sz w:val="20"/>
+                <w:szCs w:val="20"/>
+              </w:rPr>
+              <w:br/>
+              <w:t xml:space="preserve"/>
+            </w:r>
+            <w:r>
+              <w:rPr>
+                <w:rFonts w:ascii="Arial" w:cs="Arial" w:eastAsia="Arial" w:hAnsi="Arial"/>
+                <w:b/>
+                <w:bCs/>
+                <w:i/>
+                <w:iCs/>
+                <w:color w:val="000000"/>
+                <w:sz w:val="20"/>
+                <w:szCs w:val="20"/>
+              </w:rPr>
+              <w:t xml:space="preserve">Learning Target: </w:t>
+            </w:r>
+            <w:r>
+              <w:rPr>
+                <w:rFonts w:ascii="Arial" w:cs="Arial" w:eastAsia="Arial" w:hAnsi="Arial"/>
+                <w:b w:val="false"/>
+                <w:bCs w:val="false"/>
+                <w:i/>
+                <w:iCs/>
+                <w:color w:val="333333"/>
+                <w:sz w:val="20"/>
+                <w:szCs w:val="20"/>
+              </w:rPr>
+              <w:t xml:space="preserve">I can construct and manipulate file paths using the os.path module to write portable code that works on different operating systems.</w:t>
+            </w:r>
+            <w:r>
+              <w:rPr>
+                <w:rFonts w:ascii="Arial" w:cs="Arial" w:eastAsia="Arial" w:hAnsi="Arial"/>
+                <w:sz w:val="20"/>
+                <w:szCs w:val="20"/>
+              </w:rPr>
+              <w:br/>
+              <w:t xml:space="preserve"/>
+            </w:r>
+            <w:r>
+              <w:rPr>
+                <w:rFonts w:ascii="Arial" w:cs="Arial" w:eastAsia="Arial" w:hAnsi="Arial"/>
+                <w:sz w:val="20"/>
+                <w:szCs w:val="20"/>
+              </w:rPr>
+              <w:br/>
+              <w:t xml:space="preserve"/>
+            </w:r>
+            <w:r>
+              <w:rPr>
+                <w:rFonts w:ascii="Arial" w:cs="Arial" w:eastAsia="Arial" w:hAnsi="Arial"/>
+                <w:b w:val="false"/>
+                <w:bCs w:val="false"/>
+                <w:i w:val="false"/>
+                <w:iCs w:val="false"/>
+                <w:color w:val="000000"/>
+                <w:sz w:val="20"/>
+                <w:szCs w:val="20"/>
+              </w:rPr>
+              <w:t xml:space="preserve">os.path module: Provides functions for working with file paths in a platform-independent way.</w:t>
+            </w:r>
+            <w:r>
+              <w:rPr>
+                <w:rFonts w:ascii="Arial" w:cs="Arial" w:eastAsia="Arial" w:hAnsi="Arial"/>
+                <w:sz w:val="20"/>
+                <w:szCs w:val="20"/>
+              </w:rPr>
+              <w:br/>
+              <w:t xml:space="preserve"/>
+            </w:r>
+            <w:r>
+              <w:rPr>
+                <w:rFonts w:ascii="Arial" w:cs="Arial" w:eastAsia="Arial" w:hAnsi="Arial"/>
+                <w:b w:val="false"/>
+                <w:bCs w:val="false"/>
+                <w:i w:val="false"/>
+                <w:iCs w:val="false"/>
+                <w:color w:val="000000"/>
+                <w:sz w:val="20"/>
+                <w:szCs w:val="20"/>
+              </w:rPr>
+              <w:t xml:space="preserve">os.path.join(): Joins path components using the correct separator for the operating system (/ on Unix, \ on Windows).</w:t>
+            </w:r>
+            <w:r>
+              <w:rPr>
+                <w:rFonts w:ascii="Arial" w:cs="Arial" w:eastAsia="Arial" w:hAnsi="Arial"/>
+                <w:sz w:val="20"/>
+                <w:szCs w:val="20"/>
+              </w:rPr>
+              <w:br/>
+              <w:t xml:space="preserve"/>
+            </w:r>
+            <w:r>
+              <w:rPr>
+                <w:rFonts w:ascii="Arial" w:cs="Arial" w:eastAsia="Arial" w:hAnsi="Arial"/>
+                <w:sz w:val="20"/>
+                <w:szCs w:val="20"/>
+              </w:rPr>
+              <w:br/>
+              <w:t xml:space="preserve"/>
+            </w:r>
+            <w:r>
+              <w:rPr>
+                <w:rFonts w:ascii="Arial" w:cs="Arial" w:eastAsia="Arial" w:hAnsi="Arial"/>
+                <w:b/>
+                <w:bCs/>
+                <w:i w:val="false"/>
+                <w:iCs w:val="false"/>
+                <w:color w:val="000000"/>
+                <w:sz w:val="20"/>
+                <w:szCs w:val="20"/>
+              </w:rPr>
+              <w:t xml:space="preserve">Vocabulary: </w:t>
+            </w:r>
+            <w:r>
+              <w:rPr>
+                <w:rFonts w:ascii="Arial" w:cs="Arial" w:eastAsia="Arial" w:hAnsi="Arial"/>
+                <w:b w:val="false"/>
+                <w:bCs w:val="false"/>
+                <w:i w:val="false"/>
+                <w:iCs w:val="false"/>
+                <w:color w:val="000000"/>
+                <w:sz w:val="20"/>
+                <w:szCs w:val="20"/>
+              </w:rPr>
+              <w:t xml:space="preserve">os.path module, os.path.join(), os.path.exists(), os.path.isfile(), os.path.isdir(), os.path.abspath()</w:t>
+            </w:r>
+            <w:r>
+              <w:rPr>
+                <w:rFonts w:ascii="Arial" w:cs="Arial" w:eastAsia="Arial" w:hAnsi="Arial"/>
+                <w:sz w:val="20"/>
+                <w:szCs w:val="20"/>
+              </w:rPr>
+              <w:br/>
+              <w:t xml:space="preserve"/>
+            </w:r>
+            <w:r>
+              <w:rPr>
+                <w:rFonts w:ascii="Arial" w:cs="Arial" w:eastAsia="Arial" w:hAnsi="Arial"/>
+                <w:sz w:val="20"/>
+                <w:szCs w:val="20"/>
+              </w:rPr>
+              <w:br/>
+              <w:t xml:space="preserve"/>
+            </w:r>
+            <w:r>
+              <w:rPr>
+                <w:rFonts w:ascii="Arial" w:cs="Arial" w:eastAsia="Arial" w:hAnsi="Arial"/>
+                <w:b/>
+                <w:bCs/>
+                <w:i/>
+                <w:iCs/>
+                <w:color w:val="555555"/>
+                <w:sz w:val="20"/>
+                <w:szCs w:val="20"/>
+              </w:rPr>
+              <w:t xml:space="preserve">→ Live Demo — </w:t>
+            </w:r>
+            <w:r>
+              <w:rPr>
+                <w:rFonts w:ascii="Arial" w:cs="Arial" w:eastAsia="Arial" w:hAnsi="Arial"/>
+                <w:b w:val="false"/>
+                <w:bCs w:val="false"/>
+                <w:i/>
+                <w:iCs/>
+                <w:color w:val="555555"/>
+                <w:sz w:val="20"/>
+                <w:szCs w:val="20"/>
+              </w:rPr>
+              <w:t xml:space="preserve">type examples as students follow along in their own editor.</w:t>
+            </w:r>
+            <w:r>
+              <w:rPr>
+                <w:rFonts w:ascii="Arial" w:cs="Arial" w:eastAsia="Arial" w:hAnsi="Arial"/>
+                <w:sz w:val="20"/>
+                <w:szCs w:val="20"/>
+              </w:rPr>
+              <w:br/>
+              <w:t xml:space="preserve"/>
+            </w:r>
+            <w:r>
+              <w:rPr>
+                <w:rFonts w:ascii="Arial" w:cs="Arial" w:eastAsia="Arial" w:hAnsi="Arial"/>
+                <w:b/>
+                <w:bCs/>
+                <w:i/>
+                <w:iCs/>
+                <w:color w:val="555555"/>
+                <w:sz w:val="20"/>
+                <w:szCs w:val="20"/>
+              </w:rPr>
+              <w:t xml:space="preserve">→ Check for Understanding: </w:t>
+            </w:r>
+            <w:r>
+              <w:rPr>
+                <w:rFonts w:ascii="Arial" w:cs="Arial" w:eastAsia="Arial" w:hAnsi="Arial"/>
+                <w:b w:val="false"/>
+                <w:bCs w:val="false"/>
+                <w:i/>
+                <w:iCs/>
+                <w:color w:val="555555"/>
+                <w:sz w:val="20"/>
+                <w:szCs w:val="20"/>
+              </w:rPr>
+              <w:t xml:space="preserve">pause and cold-call: “Can someone explain what we just did in their own words?”</w:t>
             </w:r>
           </w:p>
         </w:tc>
@@ -377,9 +814,9 @@
               <w:right w:val="single" w:color="CCCCCC" w:sz="1"/>
             </w:tcBorders>
             <w:tcMar>
-              <w:top w:type="dxa" w:w="60"/>
+              <w:top w:type="dxa" w:w="80"/>
               <w:left w:type="dxa" w:w="120"/>
-              <w:bottom w:type="dxa" w:w="60"/>
+              <w:bottom w:type="dxa" w:w="80"/>
               <w:right w:type="dxa" w:w="120"/>
             </w:tcMar>
           </w:tcPr>
@@ -406,20 +843,90 @@
               <w:right w:val="single" w:color="CCCCCC" w:sz="1"/>
             </w:tcBorders>
             <w:tcMar>
-              <w:top w:type="dxa" w:w="60"/>
+              <w:top w:type="dxa" w:w="80"/>
               <w:left w:type="dxa" w:w="120"/>
-              <w:bottom w:type="dxa" w:w="60"/>
+              <w:bottom w:type="dxa" w:w="80"/>
               <w:right w:type="dxa" w:w="120"/>
             </w:tcMar>
           </w:tcPr>
           <w:p>
-            <w:r>
-              <w:rPr>
-                <w:rFonts w:ascii="Arial" w:cs="Arial" w:eastAsia="Arial" w:hAnsi="Arial"/>
-                <w:sz w:val="20"/>
-                <w:szCs w:val="20"/>
+            <w:pPr>
+              <w:spacing w:after="80" w:before="80"/>
+            </w:pPr>
+            <w:r>
+              <w:rPr>
+                <w:rFonts w:ascii="Arial" w:cs="Arial" w:eastAsia="Arial" w:hAnsi="Arial"/>
+                <w:b/>
+                <w:bCs/>
+                <w:i w:val="false"/>
+                <w:iCs w:val="false"/>
+                <w:color w:val="000000"/>
+                <w:sz w:val="22"/>
+                <w:szCs w:val="22"/>
               </w:rPr>
               <w:t xml:space="preserve">Guided Practice</w:t>
+            </w:r>
+            <w:r>
+              <w:rPr>
+                <w:rFonts w:ascii="Arial" w:cs="Arial" w:eastAsia="Arial" w:hAnsi="Arial"/>
+                <w:sz w:val="20"/>
+                <w:szCs w:val="20"/>
+              </w:rPr>
+              <w:br/>
+              <w:t xml:space="preserve"/>
+            </w:r>
+            <w:r>
+              <w:rPr>
+                <w:rFonts w:ascii="Arial" w:cs="Arial" w:eastAsia="Arial" w:hAnsi="Arial"/>
+                <w:sz w:val="20"/>
+                <w:szCs w:val="20"/>
+              </w:rPr>
+              <w:br/>
+              <w:t xml:space="preserve"/>
+            </w:r>
+            <w:r>
+              <w:rPr>
+                <w:rFonts w:ascii="Arial" w:cs="Arial" w:eastAsia="Arial" w:hAnsi="Arial"/>
+                <w:b w:val="false"/>
+                <w:bCs w:val="false"/>
+                <w:i w:val="false"/>
+                <w:iCs w:val="false"/>
+                <w:color w:val="000000"/>
+                <w:sz w:val="20"/>
+                <w:szCs w:val="20"/>
+              </w:rPr>
+              <w:t xml:space="preserve">Activity: Path Manipulation Utility</w:t>
+            </w:r>
+            <w:r>
+              <w:rPr>
+                <w:rFonts w:ascii="Arial" w:cs="Arial" w:eastAsia="Arial" w:hAnsi="Arial"/>
+                <w:sz w:val="20"/>
+                <w:szCs w:val="20"/>
+              </w:rPr>
+              <w:br/>
+              <w:t xml:space="preserve"/>
+            </w:r>
+            <w:r>
+              <w:rPr>
+                <w:rFonts w:ascii="Arial" w:cs="Arial" w:eastAsia="Arial" w:hAnsi="Arial"/>
+                <w:sz w:val="20"/>
+                <w:szCs w:val="20"/>
+              </w:rPr>
+              <w:br/>
+              <w:t xml:space="preserve"/>
+            </w:r>
+            <w:r>
+              <w:rPr>
+                <w:rFonts w:ascii="Arial" w:cs="Arial" w:eastAsia="Arial" w:hAnsi="Arial"/>
+                <w:b w:val="false"/>
+                <w:bCs w:val="false"/>
+                <w:i/>
+                <w:iCs/>
+                <w:color w:val="555555"/>
+                <w:sz w:val="20"/>
+                <w:szCs w:val="20"/>
+              </w:rPr>
+              <w:t xml:space="preserve">→ Teacher models — students try alongside, then compare results.</w:t>
             </w:r>
           </w:p>
         </w:tc>
@@ -435,9 +942,9 @@
               <w:right w:val="single" w:color="CCCCCC" w:sz="1"/>
             </w:tcBorders>
             <w:tcMar>
-              <w:top w:type="dxa" w:w="60"/>
+              <w:top w:type="dxa" w:w="80"/>
               <w:left w:type="dxa" w:w="120"/>
-              <w:bottom w:type="dxa" w:w="60"/>
+              <w:bottom w:type="dxa" w:w="80"/>
               <w:right w:type="dxa" w:w="120"/>
             </w:tcMar>
           </w:tcPr>
@@ -450,7 +957,7 @@
                 <w:sz w:val="20"/>
                 <w:szCs w:val="20"/>
               </w:rPr>
-              <w:t xml:space="preserve">15-20 min</w:t>
+              <w:t xml:space="preserve">15–20 min</w:t>
             </w:r>
           </w:p>
         </w:tc>
@@ -464,20 +971,164 @@
               <w:right w:val="single" w:color="CCCCCC" w:sz="1"/>
             </w:tcBorders>
             <w:tcMar>
-              <w:top w:type="dxa" w:w="60"/>
+              <w:top w:type="dxa" w:w="80"/>
               <w:left w:type="dxa" w:w="120"/>
-              <w:bottom w:type="dxa" w:w="60"/>
+              <w:bottom w:type="dxa" w:w="80"/>
               <w:right w:type="dxa" w:w="120"/>
             </w:tcMar>
           </w:tcPr>
           <w:p>
-            <w:r>
-              <w:rPr>
-                <w:rFonts w:ascii="Arial" w:cs="Arial" w:eastAsia="Arial" w:hAnsi="Arial"/>
-                <w:sz w:val="20"/>
-                <w:szCs w:val="20"/>
+            <w:pPr>
+              <w:spacing w:after="80" w:before="80"/>
+            </w:pPr>
+            <w:r>
+              <w:rPr>
+                <w:rFonts w:ascii="Arial" w:cs="Arial" w:eastAsia="Arial" w:hAnsi="Arial"/>
+                <w:b/>
+                <w:bCs/>
+                <w:i w:val="false"/>
+                <w:iCs w:val="false"/>
+                <w:color w:val="000000"/>
+                <w:sz w:val="22"/>
+                <w:szCs w:val="22"/>
               </w:rPr>
               <w:t xml:space="preserve">Independent Practice / Code Along</w:t>
+            </w:r>
+            <w:r>
+              <w:rPr>
+                <w:rFonts w:ascii="Arial" w:cs="Arial" w:eastAsia="Arial" w:hAnsi="Arial"/>
+                <w:sz w:val="20"/>
+                <w:szCs w:val="20"/>
+              </w:rPr>
+              <w:br/>
+              <w:t xml:space="preserve"/>
+            </w:r>
+            <w:r>
+              <w:rPr>
+                <w:rFonts w:ascii="Arial" w:cs="Arial" w:eastAsia="Arial" w:hAnsi="Arial"/>
+                <w:b/>
+                <w:bCs/>
+                <w:i w:val="false"/>
+                <w:iCs w:val="false"/>
+                <w:color w:val="000000"/>
+                <w:sz w:val="20"/>
+                <w:szCs w:val="20"/>
+              </w:rPr>
+              <w:t xml:space="preserve">    Beginner: </w:t>
+            </w:r>
+            <w:r>
+              <w:rPr>
+                <w:rFonts w:ascii="Arial" w:cs="Arial" w:eastAsia="Arial" w:hAnsi="Arial"/>
+                <w:b w:val="false"/>
+                <w:bCs w:val="false"/>
+                <w:i w:val="false"/>
+                <w:iCs w:val="false"/>
+                <w:color w:val="000000"/>
+                <w:sz w:val="20"/>
+                <w:szCs w:val="20"/>
+              </w:rPr>
+              <w:t xml:space="preserve">Write a program that uses os.path.join() to create a path to a file called config.txt in a settings folder, then check if the file exists.…</w:t>
+            </w:r>
+            <w:r>
+              <w:rPr>
+                <w:rFonts w:ascii="Arial" w:cs="Arial" w:eastAsia="Arial" w:hAnsi="Arial"/>
+                <w:sz w:val="20"/>
+                <w:szCs w:val="20"/>
+              </w:rPr>
+              <w:br/>
+              <w:t xml:space="preserve"/>
+            </w:r>
+            <w:r>
+              <w:rPr>
+                <w:rFonts w:ascii="Arial" w:cs="Arial" w:eastAsia="Arial" w:hAnsi="Arial"/>
+                <w:b/>
+                <w:bCs/>
+                <w:i w:val="false"/>
+                <w:iCs w:val="false"/>
+                <w:color w:val="000000"/>
+                <w:sz w:val="20"/>
+                <w:szCs w:val="20"/>
+              </w:rPr>
+              <w:t xml:space="preserve">    Intermediate: </w:t>
+            </w:r>
+            <w:r>
+              <w:rPr>
+                <w:rFonts w:ascii="Arial" w:cs="Arial" w:eastAsia="Arial" w:hAnsi="Arial"/>
+                <w:b w:val="false"/>
+                <w:bCs w:val="false"/>
+                <w:i w:val="false"/>
+                <w:iCs w:val="false"/>
+                <w:color w:val="000000"/>
+                <w:sz w:val="20"/>
+                <w:szCs w:val="20"/>
+              </w:rPr>
+              <w:t xml:space="preserve">Write a program that takes a file path as input, extracts and displays the directory, filename, and extension separately.</w:t>
+            </w:r>
+            <w:r>
+              <w:rPr>
+                <w:rFonts w:ascii="Arial" w:cs="Arial" w:eastAsia="Arial" w:hAnsi="Arial"/>
+                <w:sz w:val="20"/>
+                <w:szCs w:val="20"/>
+              </w:rPr>
+              <w:br/>
+              <w:t xml:space="preserve"/>
+            </w:r>
+            <w:r>
+              <w:rPr>
+                <w:rFonts w:ascii="Arial" w:cs="Arial" w:eastAsia="Arial" w:hAnsi="Arial"/>
+                <w:b/>
+                <w:bCs/>
+                <w:i w:val="false"/>
+                <w:iCs w:val="false"/>
+                <w:color w:val="000000"/>
+                <w:sz w:val="20"/>
+                <w:szCs w:val="20"/>
+              </w:rPr>
+              <w:t xml:space="preserve">    Challenge: </w:t>
+            </w:r>
+            <w:r>
+              <w:rPr>
+                <w:rFonts w:ascii="Arial" w:cs="Arial" w:eastAsia="Arial" w:hAnsi="Arial"/>
+                <w:b w:val="false"/>
+                <w:bCs w:val="false"/>
+                <w:i w:val="false"/>
+                <w:iCs w:val="false"/>
+                <w:color w:val="000000"/>
+                <w:sz w:val="20"/>
+                <w:szCs w:val="20"/>
+              </w:rPr>
+              <w:t xml:space="preserve">Write a program that creates multiple output file paths with different extensions (.txt, .csv, .json) based on a base filename, and checks w…</w:t>
+            </w:r>
+            <w:r>
+              <w:rPr>
+                <w:rFonts w:ascii="Arial" w:cs="Arial" w:eastAsia="Arial" w:hAnsi="Arial"/>
+                <w:sz w:val="20"/>
+                <w:szCs w:val="20"/>
+              </w:rPr>
+              <w:br/>
+              <w:t xml:space="preserve"/>
+            </w:r>
+            <w:r>
+              <w:rPr>
+                <w:rFonts w:ascii="Arial" w:cs="Arial" w:eastAsia="Arial" w:hAnsi="Arial"/>
+                <w:sz w:val="20"/>
+                <w:szCs w:val="20"/>
+              </w:rPr>
+              <w:br/>
+              <w:t xml:space="preserve"/>
+            </w:r>
+            <w:r>
+              <w:rPr>
+                <w:rFonts w:ascii="Arial" w:cs="Arial" w:eastAsia="Arial" w:hAnsi="Arial"/>
+                <w:b w:val="false"/>
+                <w:bCs w:val="false"/>
+                <w:i/>
+                <w:iCs/>
+                <w:color w:val="555555"/>
+                <w:sz w:val="20"/>
+                <w:szCs w:val="20"/>
+              </w:rPr>
+              <w:t xml:space="preserve">→ Teacher circulates — offer hints, check for understanding.</w:t>
             </w:r>
           </w:p>
         </w:tc>
@@ -493,9 +1144,9 @@
               <w:right w:val="single" w:color="CCCCCC" w:sz="1"/>
             </w:tcBorders>
             <w:tcMar>
-              <w:top w:type="dxa" w:w="60"/>
+              <w:top w:type="dxa" w:w="80"/>
               <w:left w:type="dxa" w:w="120"/>
-              <w:bottom w:type="dxa" w:w="60"/>
+              <w:bottom w:type="dxa" w:w="80"/>
               <w:right w:type="dxa" w:w="120"/>
             </w:tcMar>
           </w:tcPr>
@@ -522,20 +1173,90 @@
               <w:right w:val="single" w:color="CCCCCC" w:sz="1"/>
             </w:tcBorders>
             <w:tcMar>
-              <w:top w:type="dxa" w:w="60"/>
+              <w:top w:type="dxa" w:w="80"/>
               <w:left w:type="dxa" w:w="120"/>
-              <w:bottom w:type="dxa" w:w="60"/>
+              <w:bottom w:type="dxa" w:w="80"/>
               <w:right w:type="dxa" w:w="120"/>
             </w:tcMar>
           </w:tcPr>
           <w:p>
-            <w:r>
-              <w:rPr>
-                <w:rFonts w:ascii="Arial" w:cs="Arial" w:eastAsia="Arial" w:hAnsi="Arial"/>
-                <w:sz w:val="20"/>
-                <w:szCs w:val="20"/>
+            <w:pPr>
+              <w:spacing w:after="80" w:before="80"/>
+            </w:pPr>
+            <w:r>
+              <w:rPr>
+                <w:rFonts w:ascii="Arial" w:cs="Arial" w:eastAsia="Arial" w:hAnsi="Arial"/>
+                <w:b/>
+                <w:bCs/>
+                <w:i w:val="false"/>
+                <w:iCs w:val="false"/>
+                <w:color w:val="000000"/>
+                <w:sz w:val="22"/>
+                <w:szCs w:val="22"/>
               </w:rPr>
               <w:t xml:space="preserve">Exit Ticket / Wrap-Up</w:t>
+            </w:r>
+            <w:r>
+              <w:rPr>
+                <w:rFonts w:ascii="Arial" w:cs="Arial" w:eastAsia="Arial" w:hAnsi="Arial"/>
+                <w:sz w:val="20"/>
+                <w:szCs w:val="20"/>
+              </w:rPr>
+              <w:br/>
+              <w:t xml:space="preserve"/>
+            </w:r>
+            <w:r>
+              <w:rPr>
+                <w:rFonts w:ascii="Arial" w:cs="Arial" w:eastAsia="Arial" w:hAnsi="Arial"/>
+                <w:sz w:val="20"/>
+                <w:szCs w:val="20"/>
+              </w:rPr>
+              <w:br/>
+              <w:t xml:space="preserve"/>
+            </w:r>
+            <w:r>
+              <w:rPr>
+                <w:rFonts w:ascii="Arial" w:cs="Arial" w:eastAsia="Arial" w:hAnsi="Arial"/>
+                <w:b w:val="false"/>
+                <w:bCs w:val="false"/>
+                <w:i w:val="false"/>
+                <w:iCs w:val="false"/>
+                <w:color w:val="000000"/>
+                <w:sz w:val="20"/>
+                <w:szCs w:val="20"/>
+              </w:rPr>
+              <w:t xml:space="preserve">Quick Check: Construct and manipulate file paths using the os.path module to write portable code that works on different operating systems?</w:t>
+            </w:r>
+            <w:r>
+              <w:rPr>
+                <w:rFonts w:ascii="Arial" w:cs="Arial" w:eastAsia="Arial" w:hAnsi="Arial"/>
+                <w:sz w:val="20"/>
+                <w:szCs w:val="20"/>
+              </w:rPr>
+              <w:br/>
+              <w:t xml:space="preserve"/>
+            </w:r>
+            <w:r>
+              <w:rPr>
+                <w:rFonts w:ascii="Arial" w:cs="Arial" w:eastAsia="Arial" w:hAnsi="Arial"/>
+                <w:sz w:val="20"/>
+                <w:szCs w:val="20"/>
+              </w:rPr>
+              <w:br/>
+              <w:t xml:space="preserve"/>
+            </w:r>
+            <w:r>
+              <w:rPr>
+                <w:rFonts w:ascii="Arial" w:cs="Arial" w:eastAsia="Arial" w:hAnsi="Arial"/>
+                <w:b w:val="false"/>
+                <w:bCs w:val="false"/>
+                <w:i/>
+                <w:iCs/>
+                <w:color w:val="555555"/>
+                <w:sz w:val="20"/>
+                <w:szCs w:val="20"/>
+              </w:rPr>
+              <w:t xml:space="preserve">→ 3–2–1: Name 3 things learned, 2 new vocab words, 1 question you still have.</w:t>
             </w:r>
           </w:p>
         </w:tc>
@@ -775,7 +1496,7 @@
                 <w:sz w:val="18"/>
                 <w:szCs w:val="18"/>
               </w:rPr>
-              <w:t xml:space="preserve"># Example 1: Joining paths</w:t>
+              <w:t xml:space="preserve"> </w:t>
             </w:r>
           </w:p>
           <w:p>
@@ -853,7 +1574,7 @@
                 <w:sz w:val="18"/>
                 <w:szCs w:val="18"/>
               </w:rPr>
-              <w:t xml:space="preserve"># Example 2: Checking if files/directories exist</w:t>
+              <w:t xml:space="preserve"> </w:t>
             </w:r>
           </w:p>
           <w:p>
@@ -931,7 +1652,7 @@
                 <w:sz w:val="18"/>
                 <w:szCs w:val="18"/>
               </w:rPr>
-              <w:t xml:space="preserve"># Example 3: Checking if it's a file or directory</w:t>
+              <w:t xml:space="preserve"> </w:t>
             </w:r>
           </w:p>
           <w:p>
@@ -1009,7 +1730,7 @@
                 <w:sz w:val="18"/>
                 <w:szCs w:val="18"/>
               </w:rPr>
-              <w:t xml:space="preserve"># Example 4: Getting directory and filename</w:t>
+              <w:t xml:space="preserve"> </w:t>
             </w:r>
           </w:p>
           <w:p>
@@ -1100,7 +1821,7 @@
                 <w:sz w:val="18"/>
                 <w:szCs w:val="18"/>
               </w:rPr>
-              <w:t xml:space="preserve"># Example 5: Splitting filename and extension</w:t>
+              <w:t xml:space="preserve"> </w:t>
             </w:r>
           </w:p>
           <w:p>
@@ -1165,7 +1886,7 @@
                 <w:sz w:val="18"/>
                 <w:szCs w:val="18"/>
               </w:rPr>
-              <w:t xml:space="preserve"># Example 6: Getting absolute path</w:t>
+              <w:t xml:space="preserve"> </w:t>
             </w:r>
           </w:p>
           <w:p>
@@ -1230,20 +1951,20 @@
                 <w:sz w:val="18"/>
                 <w:szCs w:val="18"/>
               </w:rPr>
-              <w:t xml:space="preserve"># Example 7: Working with nested directories</w:t>
-            </w:r>
-          </w:p>
-          <w:p>
-            <w:pPr>
-              <w:spacing w:after="20"/>
-            </w:pPr>
-            <w:r>
-              <w:rPr>
-                <w:rFonts w:ascii="Courier New" w:cs="Courier New" w:eastAsia="Courier New" w:hAnsi="Courier New"/>
-                <w:sz w:val="18"/>
-                <w:szCs w:val="18"/>
-              </w:rPr>
-              <w:t xml:space="preserve"># Create a path that works on any OS</w:t>
+              <w:t xml:space="preserve"> </w:t>
+            </w:r>
+          </w:p>
+          <w:p>
+            <w:pPr>
+              <w:spacing w:after="20"/>
+            </w:pPr>
+            <w:r>
+              <w:rPr>
+                <w:rFonts w:ascii="Courier New" w:cs="Courier New" w:eastAsia="Courier New" w:hAnsi="Courier New"/>
+                <w:sz w:val="18"/>
+                <w:szCs w:val="18"/>
+              </w:rPr>
+              <w:t xml:space="preserve"> </w:t>
             </w:r>
           </w:p>
           <w:p>
@@ -1360,7 +2081,7 @@
                 <w:sz w:val="18"/>
                 <w:szCs w:val="18"/>
               </w:rPr>
-              <w:t xml:space="preserve"># Example 8: Safe file opening with path checking</w:t>
+              <w:t xml:space="preserve"> </w:t>
             </w:r>
           </w:p>
           <w:p>
@@ -1516,7 +2237,7 @@
                 <w:sz w:val="18"/>
                 <w:szCs w:val="18"/>
               </w:rPr>
-              <w:t xml:space="preserve"># Example 9: Processing files in a directory</w:t>
+              <w:t xml:space="preserve"> </w:t>
             </w:r>
           </w:p>
           <w:p>
@@ -1620,7 +2341,7 @@
                 <w:sz w:val="18"/>
                 <w:szCs w:val="18"/>
               </w:rPr>
-              <w:t xml:space="preserve"># Example 10: Creating output with timestamped filename</w:t>
+              <w:t xml:space="preserve"> </w:t>
             </w:r>
           </w:p>
           <w:p>
@@ -1962,19 +2683,6 @@
                 <w:sz w:val="18"/>
                 <w:szCs w:val="18"/>
               </w:rPr>
-              <w:t xml:space="preserve"># Problem 1</w:t>
-            </w:r>
-          </w:p>
-          <w:p>
-            <w:pPr>
-              <w:spacing w:after="20"/>
-            </w:pPr>
-            <w:r>
-              <w:rPr>
-                <w:rFonts w:ascii="Courier New" w:cs="Courier New" w:eastAsia="Courier New" w:hAnsi="Courier New"/>
-                <w:sz w:val="18"/>
-                <w:szCs w:val="18"/>
-              </w:rPr>
               <w:t xml:space="preserve">import os</w:t>
             </w:r>
           </w:p>
@@ -2066,7 +2774,7 @@
                 <w:sz w:val="18"/>
                 <w:szCs w:val="18"/>
               </w:rPr>
-              <w:t xml:space="preserve"># Problem 2</w:t>
+              <w:t xml:space="preserve"> </w:t>
             </w:r>
           </w:p>
           <w:p>
@@ -2222,7 +2930,7 @@
                 <w:sz w:val="18"/>
                 <w:szCs w:val="18"/>
               </w:rPr>
-              <w:t xml:space="preserve"># Problem 3</w:t>
+              <w:t xml:space="preserve"> </w:t>
             </w:r>
           </w:p>
           <w:p>
@@ -2628,76 +3336,7 @@
           <w:sz w:val="20"/>
           <w:szCs w:val="20"/>
         </w:rPr>
-        <w:t xml:space="preserve">Challenge: Write a program that creates multiple output file paths with different extensions (.txt, .csv, .json) based on a base filename, and checks which files actually exist in the output directory. &lt;details&gt; &lt;summary&gt;💡 Hints&lt;/summary&gt;</w:t>
-      </w:r>
-    </w:p>
-    <w:p>
-      <w:pPr>
-        <w:spacing w:after="80"/>
-      </w:pPr>
-      <w:r>
-        <w:rPr>
-          <w:rFonts w:ascii="Arial" w:cs="Arial" w:eastAsia="Arial" w:hAnsi="Arial"/>
-          <w:b/>
-          <w:bCs/>
-          <w:sz w:val="20"/>
-          <w:szCs w:val="20"/>
-        </w:rPr>
-        <w:t xml:space="preserve">Problem 4: </w:t>
-      </w:r>
-      <w:r>
-        <w:rPr>
-          <w:rFonts w:ascii="Arial" w:cs="Arial" w:eastAsia="Arial" w:hAnsi="Arial"/>
-          <w:sz w:val="20"/>
-          <w:szCs w:val="20"/>
-        </w:rPr>
-        <w:t xml:space="preserve">: - Import os. - Use os.path.join("settings", "config.txt"). - Use os.path.exists() to check.</w:t>
-      </w:r>
-    </w:p>
-    <w:p>
-      <w:pPr>
-        <w:spacing w:after="80"/>
-      </w:pPr>
-      <w:r>
-        <w:rPr>
-          <w:rFonts w:ascii="Arial" w:cs="Arial" w:eastAsia="Arial" w:hAnsi="Arial"/>
-          <w:b/>
-          <w:bCs/>
-          <w:sz w:val="20"/>
-          <w:szCs w:val="20"/>
-        </w:rPr>
-        <w:t xml:space="preserve">Problem 5: </w:t>
-      </w:r>
-      <w:r>
-        <w:rPr>
-          <w:rFonts w:ascii="Arial" w:cs="Arial" w:eastAsia="Arial" w:hAnsi="Arial"/>
-          <w:sz w:val="20"/>
-          <w:szCs w:val="20"/>
-        </w:rPr>
-        <w:t xml:space="preserve">: - Use os.path.dirname() for the directory. - Use os.path.basename() for the filename. - Use os.path.splitext() to separate name and extension.</w:t>
-      </w:r>
-    </w:p>
-    <w:p>
-      <w:pPr>
-        <w:spacing w:after="80"/>
-      </w:pPr>
-      <w:r>
-        <w:rPr>
-          <w:rFonts w:ascii="Arial" w:cs="Arial" w:eastAsia="Arial" w:hAnsi="Arial"/>
-          <w:b/>
-          <w:bCs/>
-          <w:sz w:val="20"/>
-          <w:szCs w:val="20"/>
-        </w:rPr>
-        <w:t xml:space="preserve">Problem 6: </w:t>
-      </w:r>
-      <w:r>
-        <w:rPr>
-          <w:rFonts w:ascii="Arial" w:cs="Arial" w:eastAsia="Arial" w:hAnsi="Arial"/>
-          <w:sz w:val="20"/>
-          <w:szCs w:val="20"/>
-        </w:rPr>
-        <w:t xml:space="preserve">: - Store the base name (without extension). - Create three paths using os.path.join() with different extensions. - Check each with os.path.exists(). - Display results for each. &lt;/details&gt;</w:t>
+        <w:t xml:space="preserve">Challenge: Write a program that creates multiple output file paths with different extensions (.txt, .csv, .json) based on a base filename, and checks which files actually exist in the output directory.</w:t>
       </w:r>
     </w:p>
     <w:p>

--- a/Coding 2 - year/Unit 4 - File IO & Data Processing/Daily Lesson Plans/Word/Day 4.docx
+++ b/Coding 2 - year/Unit 4 - File IO & Data Processing/Daily Lesson Plans/Word/Day 4.docx
@@ -380,7 +380,7 @@
                 <w:sz w:val="20"/>
                 <w:szCs w:val="20"/>
               </w:rPr>
-              <w:t xml:space="preserve">    In your own words: Construct and manipulate file paths using the os.path module to write portable code that works on different operating systems?</w:t>
+              <w:t xml:space="preserve">    If you were going to construct and manipulate file paths using the os.path module to write portable code that works on different operating systems, what pieces or steps would you need? Brainstorm a quick list.</w:t>
             </w:r>
             <w:r>
               <w:rPr>
@@ -477,7 +477,7 @@
                 <w:sz w:val="20"/>
                 <w:szCs w:val="20"/>
               </w:rPr>
-              <w:t xml:space="preserve">Today's Goal: By the end of class you will be able to construct and manipulate file paths using the os.path module to write portable code that works on different operating systems.</w:t>
+              <w:t xml:space="preserve">Today’s Goal: By the end of class you will be able to construct and manipulate file paths using the os.path module to write portable code that works on different operating systems.</w:t>
             </w:r>
             <w:r>
               <w:rPr>
@@ -1225,7 +1225,7 @@
                 <w:sz w:val="20"/>
                 <w:szCs w:val="20"/>
               </w:rPr>
-              <w:t xml:space="preserve">Quick Check: Construct and manipulate file paths using the os.path module to write portable code that works on different operating systems?</w:t>
+              <w:t xml:space="preserve">What are the 2-3 most important steps when you construct and manipulate file paths using the os.path module to write portable code that works on different operating systems? What could go wrong if you skip one?</w:t>
             </w:r>
             <w:r>
               <w:rPr>
